--- a/v1.6/CS-Faculty-Sheet-v1.6.docx
+++ b/v1.6/CS-Faculty-Sheet-v1.6.docx
@@ -2938,7 +2938,7 @@
               <w:sz w:val="15"/>
               <w:szCs w:val="15"/>
             </w:rPr>
-            <w:t xml:space="preserve">v1.6  ·  25 September 2026</w:t>
+            <w:t xml:space="preserve">v1.6  ·  27 September 2026</w:t>
           </w:r>
         </w:p>
       </w:tc>

--- a/v1.6/CS-Faculty-Sheet-v1.6.docx
+++ b/v1.6/CS-Faculty-Sheet-v1.6.docx
@@ -2938,7 +2938,7 @@
               <w:sz w:val="15"/>
               <w:szCs w:val="15"/>
             </w:rPr>
-            <w:t xml:space="preserve">v1.6  ·  27 September 2026</w:t>
+            <w:t xml:space="preserve">v1.6  ·  25 September 2026</w:t>
           </w:r>
         </w:p>
       </w:tc>
